--- a/TS Jatai Ghanam Project/TS 7.1/TS 7.1 Jatai Malayalam Corrections.docx
+++ b/TS Jatai Ghanam Project/TS 7.1/TS 7.1 Jatai Malayalam Corrections.docx
@@ -187,6 +187,1009 @@
       </w:tr>
       <w:tr>
         <w:trPr>
+          <w:trHeight w:val="1905"/>
+        </w:trPr>
+        <w:tc>
+          <w:tcPr>
+            <w:tcW w:w="7024" w:type="dxa"/>
+          </w:tcPr>
+          <w:p>
+            <w:pPr>
+              <w:widowControl w:val="0"/>
+              <w:autoSpaceDE w:val="0"/>
+              <w:autoSpaceDN w:val="0"/>
+              <w:adjustRightInd w:val="0"/>
+              <w:spacing w:line="240" w:lineRule="auto"/>
+              <w:rPr>
+                <w:rFonts w:ascii="BRH Malayalam Extra" w:hAnsi="BRH Malayalam Extra" w:cs="BRH Malayalam Extra"/>
+                <w:color w:val="000000"/>
+                <w:sz w:val="32"/>
+                <w:szCs w:val="32"/>
+              </w:rPr>
+            </w:pPr>
+            <w:r>
+              <w:rPr>
+                <w:rFonts w:ascii="BRH Malayalam Extra" w:hAnsi="BRH Malayalam Extra" w:cs="BRH Malayalam Extra"/>
+                <w:color w:val="000000"/>
+                <w:sz w:val="32"/>
+                <w:szCs w:val="32"/>
+              </w:rPr>
+              <w:t>(</w:t>
+            </w:r>
+            <w:proofErr w:type="gramStart"/>
+            <w:r>
+              <w:rPr>
+                <w:rFonts w:cs="BRH Malayalam Extra"/>
+                <w:color w:val="000000"/>
+                <w:szCs w:val="32"/>
+              </w:rPr>
+              <w:t>23</w:t>
+            </w:r>
+            <w:r>
+              <w:rPr>
+                <w:rFonts w:ascii="BRH Malayalam Extra" w:hAnsi="BRH Malayalam Extra" w:cs="BRH Malayalam Extra"/>
+                <w:color w:val="000000"/>
+                <w:sz w:val="32"/>
+                <w:szCs w:val="32"/>
+              </w:rPr>
+              <w:t>)</w:t>
+            </w:r>
+            <w:r>
+              <w:rPr>
+                <w:rFonts w:cs="BRH Malayalam Extra"/>
+                <w:color w:val="000000"/>
+                <w:szCs w:val="32"/>
+              </w:rPr>
+              <w:t>[</w:t>
+            </w:r>
+            <w:proofErr w:type="gramEnd"/>
+            <w:r>
+              <w:rPr>
+                <w:rFonts w:cs="BRH Malayalam Extra"/>
+                <w:color w:val="000000"/>
+                <w:szCs w:val="32"/>
+              </w:rPr>
+              <w:t>P32</w:t>
+            </w:r>
+            <w:r>
+              <w:rPr>
+                <w:rFonts w:ascii="BRH Malayalam Extra" w:hAnsi="BRH Malayalam Extra" w:cs="BRH Malayalam Extra"/>
+                <w:color w:val="000000"/>
+                <w:sz w:val="32"/>
+                <w:szCs w:val="32"/>
+              </w:rPr>
+              <w:t xml:space="preserve">] </w:t>
+            </w:r>
+            <w:r>
+              <w:rPr>
+                <w:rFonts w:cs="BRH Malayalam Extra"/>
+                <w:color w:val="000000"/>
+                <w:szCs w:val="32"/>
+              </w:rPr>
+              <w:t>7</w:t>
+            </w:r>
+            <w:r>
+              <w:rPr>
+                <w:rFonts w:ascii="BRH Malayalam Extra" w:hAnsi="BRH Malayalam Extra" w:cs="BRH Malayalam Extra"/>
+                <w:color w:val="000000"/>
+                <w:sz w:val="32"/>
+                <w:szCs w:val="32"/>
+              </w:rPr>
+              <w:t>.</w:t>
+            </w:r>
+            <w:r>
+              <w:rPr>
+                <w:rFonts w:cs="BRH Malayalam Extra"/>
+                <w:color w:val="000000"/>
+                <w:szCs w:val="32"/>
+              </w:rPr>
+              <w:t>1</w:t>
+            </w:r>
+            <w:r>
+              <w:rPr>
+                <w:rFonts w:ascii="BRH Malayalam Extra" w:hAnsi="BRH Malayalam Extra" w:cs="BRH Malayalam Extra"/>
+                <w:color w:val="000000"/>
+                <w:sz w:val="32"/>
+                <w:szCs w:val="32"/>
+              </w:rPr>
+              <w:t>.</w:t>
+            </w:r>
+            <w:r>
+              <w:rPr>
+                <w:rFonts w:cs="BRH Malayalam Extra"/>
+                <w:color w:val="000000"/>
+                <w:szCs w:val="32"/>
+              </w:rPr>
+              <w:t>7</w:t>
+            </w:r>
+            <w:r>
+              <w:rPr>
+                <w:rFonts w:ascii="BRH Malayalam Extra" w:hAnsi="BRH Malayalam Extra" w:cs="BRH Malayalam Extra"/>
+                <w:color w:val="000000"/>
+                <w:sz w:val="32"/>
+                <w:szCs w:val="32"/>
+              </w:rPr>
+              <w:t>.</w:t>
+            </w:r>
+            <w:r>
+              <w:rPr>
+                <w:rFonts w:cs="BRH Malayalam Extra"/>
+                <w:color w:val="000000"/>
+                <w:szCs w:val="32"/>
+              </w:rPr>
+              <w:t>4</w:t>
+            </w:r>
+            <w:r>
+              <w:rPr>
+                <w:rFonts w:ascii="BRH Malayalam Extra" w:hAnsi="BRH Malayalam Extra" w:cs="BRH Malayalam Extra"/>
+                <w:color w:val="000000"/>
+                <w:sz w:val="32"/>
+                <w:szCs w:val="32"/>
+              </w:rPr>
+              <w:t>(</w:t>
+            </w:r>
+            <w:r>
+              <w:rPr>
+                <w:rFonts w:cs="BRH Malayalam Extra"/>
+                <w:color w:val="000000"/>
+                <w:szCs w:val="32"/>
+              </w:rPr>
+              <w:t>19</w:t>
+            </w:r>
+            <w:r>
+              <w:rPr>
+                <w:rFonts w:ascii="BRH Malayalam Extra" w:hAnsi="BRH Malayalam Extra" w:cs="BRH Malayalam Extra"/>
+                <w:color w:val="000000"/>
+                <w:sz w:val="32"/>
+                <w:szCs w:val="32"/>
+              </w:rPr>
+              <w:t>)- G</w:t>
+            </w:r>
+            <w:r>
+              <w:rPr>
+                <w:rFonts w:ascii="BRH Malayalam Extra" w:hAnsi="BRH Malayalam Extra" w:cs="BRH Malayalam Extra"/>
+                <w:color w:val="000000"/>
+                <w:sz w:val="28"/>
+                <w:szCs w:val="32"/>
+              </w:rPr>
+              <w:t>–</w:t>
+            </w:r>
+            <w:proofErr w:type="gramStart"/>
+            <w:r>
+              <w:rPr>
+                <w:rFonts w:ascii="BRH Malayalam Extra" w:hAnsi="BRH Malayalam Extra" w:cs="BRH Malayalam Extra"/>
+                <w:color w:val="000000"/>
+                <w:sz w:val="32"/>
+                <w:szCs w:val="32"/>
+              </w:rPr>
+              <w:t>Zz(</w:t>
+            </w:r>
+            <w:proofErr w:type="gramEnd"/>
+            <w:r>
+              <w:rPr>
+                <w:rFonts w:cs="BRH Malayalam Extra"/>
+                <w:color w:val="000000"/>
+                <w:szCs w:val="32"/>
+              </w:rPr>
+              <w:t>3</w:t>
+            </w:r>
+            <w:r>
+              <w:rPr>
+                <w:rFonts w:ascii="BRH Malayalam Extra" w:hAnsi="BRH Malayalam Extra" w:cs="BRH Malayalam Extra"/>
+                <w:color w:val="000000"/>
+                <w:sz w:val="32"/>
+                <w:szCs w:val="32"/>
+              </w:rPr>
+              <w:t>) | s</w:t>
+            </w:r>
+            <w:r>
+              <w:rPr>
+                <w:rFonts w:ascii="BRH Malayalam Extra" w:hAnsi="BRH Malayalam Extra" w:cs="BRH Malayalam Extra"/>
+                <w:color w:val="000000"/>
+                <w:sz w:val="28"/>
+                <w:szCs w:val="32"/>
+              </w:rPr>
+              <w:t>–</w:t>
+            </w:r>
+            <w:r>
+              <w:rPr>
+                <w:rFonts w:ascii="BRH Malayalam Extra" w:hAnsi="BRH Malayalam Extra" w:cs="BRH Malayalam Extra"/>
+                <w:color w:val="000000"/>
+                <w:sz w:val="32"/>
+                <w:szCs w:val="32"/>
+              </w:rPr>
+              <w:t>t</w:t>
+            </w:r>
+            <w:r>
+              <w:rPr>
+                <w:rFonts w:ascii="BRH Malayalam Extra" w:hAnsi="BRH Malayalam Extra" w:cs="BRH Malayalam Extra"/>
+                <w:color w:val="000000"/>
+                <w:sz w:val="28"/>
+                <w:szCs w:val="32"/>
+              </w:rPr>
+              <w:t>–</w:t>
+            </w:r>
+            <w:r>
+              <w:rPr>
+                <w:rFonts w:ascii="BRH Malayalam Extra" w:hAnsi="BRH Malayalam Extra" w:cs="BRH Malayalam Extra"/>
+                <w:color w:val="000000"/>
+                <w:sz w:val="32"/>
+                <w:szCs w:val="32"/>
+              </w:rPr>
+              <w:t>ös</w:t>
+            </w:r>
+            <w:r>
+              <w:rPr>
+                <w:rFonts w:ascii="BRH Malayalam Extra" w:hAnsi="BRH Malayalam Extra" w:cs="BRH Malayalam Extra"/>
+                <w:color w:val="000000"/>
+                <w:sz w:val="28"/>
+                <w:szCs w:val="32"/>
+              </w:rPr>
+              <w:t>–</w:t>
+            </w:r>
+            <w:r>
+              <w:rPr>
+                <w:rFonts w:ascii="BRH Malayalam Extra" w:hAnsi="BRH Malayalam Extra" w:cs="BRH Malayalam Extra"/>
+                <w:color w:val="000000"/>
+                <w:sz w:val="32"/>
+                <w:szCs w:val="32"/>
+              </w:rPr>
+              <w:t>Z</w:t>
+            </w:r>
+            <w:r>
+              <w:rPr>
+                <w:rFonts w:ascii="BRH Malayalam Extra" w:hAnsi="BRH Malayalam Extra" w:cs="BRH Malayalam Extra"/>
+                <w:color w:val="000000"/>
+                <w:sz w:val="28"/>
+                <w:szCs w:val="32"/>
+              </w:rPr>
+              <w:t>–</w:t>
+            </w:r>
+            <w:r>
+              <w:rPr>
+                <w:rFonts w:ascii="BRH Malayalam Extra" w:hAnsi="BRH Malayalam Extra" w:cs="BRH Malayalam Extra"/>
+                <w:color w:val="000000"/>
+                <w:sz w:val="32"/>
+                <w:szCs w:val="32"/>
+              </w:rPr>
+              <w:t>izI |</w:t>
+            </w:r>
+          </w:p>
+          <w:p>
+            <w:pPr>
+              <w:widowControl w:val="0"/>
+              <w:autoSpaceDE w:val="0"/>
+              <w:autoSpaceDN w:val="0"/>
+              <w:adjustRightInd w:val="0"/>
+              <w:spacing w:before="0" w:line="240" w:lineRule="auto"/>
+              <w:rPr>
+                <w:rFonts w:ascii="BRH Malayalam Extra" w:hAnsi="BRH Malayalam Extra" w:cs="BRH Malayalam Extra"/>
+                <w:color w:val="000000"/>
+                <w:sz w:val="32"/>
+                <w:szCs w:val="32"/>
+              </w:rPr>
+            </w:pPr>
+            <w:r>
+              <w:rPr>
+                <w:rFonts w:ascii="BRH Malayalam Extra" w:hAnsi="BRH Malayalam Extra" w:cs="BRH Malayalam Extra"/>
+                <w:color w:val="000000"/>
+                <w:sz w:val="32"/>
+                <w:szCs w:val="32"/>
+              </w:rPr>
+              <w:t>G</w:t>
+            </w:r>
+            <w:r>
+              <w:rPr>
+                <w:rFonts w:ascii="BRH Malayalam Extra" w:hAnsi="BRH Malayalam Extra" w:cs="BRH Malayalam Extra"/>
+                <w:color w:val="000000"/>
+                <w:sz w:val="28"/>
+                <w:szCs w:val="32"/>
+              </w:rPr>
+              <w:t>–</w:t>
+            </w:r>
+            <w:proofErr w:type="gramStart"/>
+            <w:r>
+              <w:rPr>
+                <w:rFonts w:ascii="BRH Malayalam Extra" w:hAnsi="BRH Malayalam Extra" w:cs="BRH Malayalam Extra"/>
+                <w:color w:val="000000"/>
+                <w:sz w:val="32"/>
+                <w:szCs w:val="32"/>
+              </w:rPr>
+              <w:t>Zz(</w:t>
+            </w:r>
+            <w:proofErr w:type="gramEnd"/>
+            <w:r>
+              <w:rPr>
+                <w:rFonts w:cs="BRH Malayalam Extra"/>
+                <w:color w:val="000000"/>
+                <w:szCs w:val="32"/>
+              </w:rPr>
+              <w:t>3</w:t>
+            </w:r>
+            <w:r>
+              <w:rPr>
+                <w:rFonts w:ascii="BRH Malayalam Extra" w:hAnsi="BRH Malayalam Extra" w:cs="BRH Malayalam Extra"/>
+                <w:color w:val="000000"/>
+                <w:sz w:val="32"/>
+                <w:szCs w:val="32"/>
+              </w:rPr>
+              <w:t>) s—tösZ</w:t>
+            </w:r>
+            <w:r>
+              <w:rPr>
+                <w:rFonts w:ascii="BRH Malayalam Extra" w:hAnsi="BRH Malayalam Extra" w:cs="BRH Malayalam Extra"/>
+                <w:color w:val="000000"/>
+                <w:sz w:val="28"/>
+                <w:szCs w:val="32"/>
+              </w:rPr>
+              <w:t>–</w:t>
+            </w:r>
+            <w:r>
+              <w:rPr>
+                <w:rFonts w:ascii="BRH Malayalam Extra" w:hAnsi="BRH Malayalam Extra" w:cs="BRH Malayalam Extra"/>
+                <w:color w:val="000000"/>
+                <w:sz w:val="32"/>
+                <w:szCs w:val="32"/>
+              </w:rPr>
+              <w:t>iz</w:t>
+            </w:r>
+            <w:r>
+              <w:rPr>
+                <w:rFonts w:ascii="BRH Devanagari Extra" w:hAnsi="BRH Devanagari Extra" w:cs="BRH Malayalam Extra"/>
+                <w:color w:val="000000"/>
+                <w:sz w:val="28"/>
+                <w:szCs w:val="32"/>
+              </w:rPr>
+              <w:t>óè</w:t>
+            </w:r>
+            <w:r>
+              <w:rPr>
+                <w:rFonts w:ascii="BRH Malayalam Extra" w:hAnsi="BRH Malayalam Extra" w:cs="BRH Malayalam Extra"/>
+                <w:color w:val="000000"/>
+                <w:sz w:val="32"/>
+                <w:szCs w:val="32"/>
+              </w:rPr>
+              <w:t xml:space="preserve"> s—tösZ</w:t>
+            </w:r>
+            <w:r>
+              <w:rPr>
+                <w:rFonts w:ascii="BRH Malayalam Extra" w:hAnsi="BRH Malayalam Extra" w:cs="BRH Malayalam Extra"/>
+                <w:color w:val="000000"/>
+                <w:sz w:val="28"/>
+                <w:szCs w:val="32"/>
+              </w:rPr>
+              <w:t>–</w:t>
+            </w:r>
+            <w:r>
+              <w:rPr>
+                <w:rFonts w:ascii="BRH Malayalam Extra" w:hAnsi="BRH Malayalam Extra" w:cs="BRH Malayalam Extra"/>
+                <w:color w:val="000000"/>
+                <w:sz w:val="32"/>
+                <w:szCs w:val="32"/>
+              </w:rPr>
+              <w:t>iz ¥i</w:t>
+            </w:r>
+            <w:r>
+              <w:rPr>
+                <w:rFonts w:ascii="BRH Malayalam Extra" w:hAnsi="BRH Malayalam Extra" w:cs="BRH Malayalam Extra"/>
+                <w:color w:val="000000"/>
+                <w:sz w:val="28"/>
+                <w:szCs w:val="32"/>
+              </w:rPr>
+              <w:t>–</w:t>
+            </w:r>
+            <w:proofErr w:type="gramStart"/>
+            <w:r>
+              <w:rPr>
+                <w:rFonts w:ascii="BRH Malayalam Extra" w:hAnsi="BRH Malayalam Extra" w:cs="BRH Malayalam Extra"/>
+                <w:color w:val="000000"/>
+                <w:sz w:val="32"/>
+                <w:szCs w:val="32"/>
+              </w:rPr>
+              <w:t>Zz(</w:t>
+            </w:r>
+            <w:proofErr w:type="gramEnd"/>
+            <w:r>
+              <w:rPr>
+                <w:rFonts w:cs="BRH Malayalam Extra"/>
+                <w:color w:val="000000"/>
+                <w:szCs w:val="32"/>
+              </w:rPr>
+              <w:t>3</w:t>
+            </w:r>
+            <w:r>
+              <w:rPr>
+                <w:rFonts w:ascii="BRH Malayalam Extra" w:hAnsi="BRH Malayalam Extra" w:cs="BRH Malayalam Extra"/>
+                <w:color w:val="000000"/>
+                <w:sz w:val="32"/>
+                <w:szCs w:val="32"/>
+              </w:rPr>
+              <w:t xml:space="preserve">) </w:t>
+            </w:r>
+          </w:p>
+          <w:p>
+            <w:pPr>
+              <w:widowControl w:val="0"/>
+              <w:autoSpaceDE w:val="0"/>
+              <w:autoSpaceDN w:val="0"/>
+              <w:adjustRightInd w:val="0"/>
+              <w:spacing w:before="0" w:line="240" w:lineRule="auto"/>
+              <w:rPr>
+                <w:rFonts w:ascii="BRH Malayalam Extra" w:hAnsi="BRH Malayalam Extra" w:cs="BRH Malayalam Extra"/>
+                <w:color w:val="000000"/>
+                <w:sz w:val="32"/>
+                <w:szCs w:val="32"/>
+              </w:rPr>
+            </w:pPr>
+            <w:r>
+              <w:rPr>
+                <w:rFonts w:ascii="BRH Malayalam Extra" w:hAnsi="BRH Malayalam Extra" w:cs="BRH Malayalam Extra"/>
+                <w:color w:val="000000"/>
+                <w:sz w:val="32"/>
+                <w:szCs w:val="32"/>
+                <w:highlight w:val="yellow"/>
+              </w:rPr>
+              <w:t>G</w:t>
+            </w:r>
+            <w:r>
+              <w:rPr>
+                <w:rFonts w:ascii="BRH Malayalam Extra" w:hAnsi="BRH Malayalam Extra" w:cs="BRH Malayalam Extra"/>
+                <w:color w:val="000000"/>
+                <w:sz w:val="32"/>
+                <w:szCs w:val="32"/>
+              </w:rPr>
+              <w:t>—</w:t>
+            </w:r>
+            <w:proofErr w:type="gramStart"/>
+            <w:r>
+              <w:rPr>
+                <w:rFonts w:ascii="BRH Malayalam Extra" w:hAnsi="BRH Malayalam Extra" w:cs="BRH Malayalam Extra"/>
+                <w:color w:val="000000"/>
+                <w:sz w:val="32"/>
+                <w:szCs w:val="32"/>
+              </w:rPr>
+              <w:t>Zz(</w:t>
+            </w:r>
+            <w:proofErr w:type="gramEnd"/>
+            <w:r>
+              <w:rPr>
+                <w:rFonts w:cs="BRH Malayalam Extra"/>
+                <w:color w:val="000000"/>
+                <w:szCs w:val="32"/>
+              </w:rPr>
+              <w:t>3</w:t>
+            </w:r>
+            <w:r>
+              <w:rPr>
+                <w:rFonts w:ascii="BRH Malayalam Extra" w:hAnsi="BRH Malayalam Extra" w:cs="BRH Malayalam Extra"/>
+                <w:color w:val="000000"/>
+                <w:sz w:val="32"/>
+                <w:szCs w:val="32"/>
+              </w:rPr>
+              <w:t>) s—tösZ</w:t>
+            </w:r>
+            <w:r>
+              <w:rPr>
+                <w:rFonts w:ascii="BRH Malayalam Extra" w:hAnsi="BRH Malayalam Extra" w:cs="BRH Malayalam Extra"/>
+                <w:color w:val="000000"/>
+                <w:sz w:val="28"/>
+                <w:szCs w:val="32"/>
+              </w:rPr>
+              <w:t>–</w:t>
+            </w:r>
+            <w:r>
+              <w:rPr>
+                <w:rFonts w:ascii="BRH Malayalam Extra" w:hAnsi="BRH Malayalam Extra" w:cs="BRH Malayalam Extra"/>
+                <w:color w:val="000000"/>
+                <w:sz w:val="32"/>
+                <w:szCs w:val="32"/>
+              </w:rPr>
+              <w:t>izI |</w:t>
+            </w:r>
+          </w:p>
+        </w:tc>
+        <w:tc>
+          <w:tcPr>
+            <w:tcW w:w="7230" w:type="dxa"/>
+          </w:tcPr>
+          <w:p>
+            <w:pPr>
+              <w:widowControl w:val="0"/>
+              <w:autoSpaceDE w:val="0"/>
+              <w:autoSpaceDN w:val="0"/>
+              <w:adjustRightInd w:val="0"/>
+              <w:spacing w:line="240" w:lineRule="auto"/>
+              <w:rPr>
+                <w:rFonts w:ascii="BRH Malayalam Extra" w:hAnsi="BRH Malayalam Extra" w:cs="BRH Malayalam Extra"/>
+                <w:color w:val="000000"/>
+                <w:sz w:val="32"/>
+                <w:szCs w:val="32"/>
+              </w:rPr>
+            </w:pPr>
+            <w:r>
+              <w:rPr>
+                <w:rFonts w:ascii="BRH Malayalam Extra" w:hAnsi="BRH Malayalam Extra" w:cs="BRH Malayalam Extra"/>
+                <w:color w:val="000000"/>
+                <w:sz w:val="32"/>
+                <w:szCs w:val="32"/>
+              </w:rPr>
+              <w:t>(</w:t>
+            </w:r>
+            <w:proofErr w:type="gramStart"/>
+            <w:r>
+              <w:rPr>
+                <w:rFonts w:cs="BRH Malayalam Extra"/>
+                <w:color w:val="000000"/>
+                <w:szCs w:val="32"/>
+              </w:rPr>
+              <w:t>23</w:t>
+            </w:r>
+            <w:r>
+              <w:rPr>
+                <w:rFonts w:ascii="BRH Malayalam Extra" w:hAnsi="BRH Malayalam Extra" w:cs="BRH Malayalam Extra"/>
+                <w:color w:val="000000"/>
+                <w:sz w:val="32"/>
+                <w:szCs w:val="32"/>
+              </w:rPr>
+              <w:t>)</w:t>
+            </w:r>
+            <w:r>
+              <w:rPr>
+                <w:rFonts w:cs="BRH Malayalam Extra"/>
+                <w:color w:val="000000"/>
+                <w:szCs w:val="32"/>
+              </w:rPr>
+              <w:t>[</w:t>
+            </w:r>
+            <w:proofErr w:type="gramEnd"/>
+            <w:r>
+              <w:rPr>
+                <w:rFonts w:cs="BRH Malayalam Extra"/>
+                <w:color w:val="000000"/>
+                <w:szCs w:val="32"/>
+              </w:rPr>
+              <w:t>P32</w:t>
+            </w:r>
+            <w:r>
+              <w:rPr>
+                <w:rFonts w:ascii="BRH Malayalam Extra" w:hAnsi="BRH Malayalam Extra" w:cs="BRH Malayalam Extra"/>
+                <w:color w:val="000000"/>
+                <w:sz w:val="32"/>
+                <w:szCs w:val="32"/>
+              </w:rPr>
+              <w:t xml:space="preserve">] </w:t>
+            </w:r>
+            <w:r>
+              <w:rPr>
+                <w:rFonts w:cs="BRH Malayalam Extra"/>
+                <w:color w:val="000000"/>
+                <w:szCs w:val="32"/>
+              </w:rPr>
+              <w:t>7</w:t>
+            </w:r>
+            <w:r>
+              <w:rPr>
+                <w:rFonts w:ascii="BRH Malayalam Extra" w:hAnsi="BRH Malayalam Extra" w:cs="BRH Malayalam Extra"/>
+                <w:color w:val="000000"/>
+                <w:sz w:val="32"/>
+                <w:szCs w:val="32"/>
+              </w:rPr>
+              <w:t>.</w:t>
+            </w:r>
+            <w:r>
+              <w:rPr>
+                <w:rFonts w:cs="BRH Malayalam Extra"/>
+                <w:color w:val="000000"/>
+                <w:szCs w:val="32"/>
+              </w:rPr>
+              <w:t>1</w:t>
+            </w:r>
+            <w:r>
+              <w:rPr>
+                <w:rFonts w:ascii="BRH Malayalam Extra" w:hAnsi="BRH Malayalam Extra" w:cs="BRH Malayalam Extra"/>
+                <w:color w:val="000000"/>
+                <w:sz w:val="32"/>
+                <w:szCs w:val="32"/>
+              </w:rPr>
+              <w:t>.</w:t>
+            </w:r>
+            <w:r>
+              <w:rPr>
+                <w:rFonts w:cs="BRH Malayalam Extra"/>
+                <w:color w:val="000000"/>
+                <w:szCs w:val="32"/>
+              </w:rPr>
+              <w:t>7</w:t>
+            </w:r>
+            <w:r>
+              <w:rPr>
+                <w:rFonts w:ascii="BRH Malayalam Extra" w:hAnsi="BRH Malayalam Extra" w:cs="BRH Malayalam Extra"/>
+                <w:color w:val="000000"/>
+                <w:sz w:val="32"/>
+                <w:szCs w:val="32"/>
+              </w:rPr>
+              <w:t>.</w:t>
+            </w:r>
+            <w:r>
+              <w:rPr>
+                <w:rFonts w:cs="BRH Malayalam Extra"/>
+                <w:color w:val="000000"/>
+                <w:szCs w:val="32"/>
+              </w:rPr>
+              <w:t>4</w:t>
+            </w:r>
+            <w:r>
+              <w:rPr>
+                <w:rFonts w:ascii="BRH Malayalam Extra" w:hAnsi="BRH Malayalam Extra" w:cs="BRH Malayalam Extra"/>
+                <w:color w:val="000000"/>
+                <w:sz w:val="32"/>
+                <w:szCs w:val="32"/>
+              </w:rPr>
+              <w:t>(</w:t>
+            </w:r>
+            <w:r>
+              <w:rPr>
+                <w:rFonts w:cs="BRH Malayalam Extra"/>
+                <w:color w:val="000000"/>
+                <w:szCs w:val="32"/>
+              </w:rPr>
+              <w:t>19</w:t>
+            </w:r>
+            <w:r>
+              <w:rPr>
+                <w:rFonts w:ascii="BRH Malayalam Extra" w:hAnsi="BRH Malayalam Extra" w:cs="BRH Malayalam Extra"/>
+                <w:color w:val="000000"/>
+                <w:sz w:val="32"/>
+                <w:szCs w:val="32"/>
+              </w:rPr>
+              <w:t>)- G</w:t>
+            </w:r>
+            <w:r>
+              <w:rPr>
+                <w:rFonts w:ascii="BRH Malayalam Extra" w:hAnsi="BRH Malayalam Extra" w:cs="BRH Malayalam Extra"/>
+                <w:color w:val="000000"/>
+                <w:sz w:val="28"/>
+                <w:szCs w:val="32"/>
+              </w:rPr>
+              <w:t>–</w:t>
+            </w:r>
+            <w:proofErr w:type="gramStart"/>
+            <w:r>
+              <w:rPr>
+                <w:rFonts w:ascii="BRH Malayalam Extra" w:hAnsi="BRH Malayalam Extra" w:cs="BRH Malayalam Extra"/>
+                <w:color w:val="000000"/>
+                <w:sz w:val="32"/>
+                <w:szCs w:val="32"/>
+              </w:rPr>
+              <w:t>Zz(</w:t>
+            </w:r>
+            <w:proofErr w:type="gramEnd"/>
+            <w:r>
+              <w:rPr>
+                <w:rFonts w:cs="BRH Malayalam Extra"/>
+                <w:color w:val="000000"/>
+                <w:szCs w:val="32"/>
+              </w:rPr>
+              <w:t>3</w:t>
+            </w:r>
+            <w:r>
+              <w:rPr>
+                <w:rFonts w:ascii="BRH Malayalam Extra" w:hAnsi="BRH Malayalam Extra" w:cs="BRH Malayalam Extra"/>
+                <w:color w:val="000000"/>
+                <w:sz w:val="32"/>
+                <w:szCs w:val="32"/>
+              </w:rPr>
+              <w:t>) | s</w:t>
+            </w:r>
+            <w:r>
+              <w:rPr>
+                <w:rFonts w:ascii="BRH Malayalam Extra" w:hAnsi="BRH Malayalam Extra" w:cs="BRH Malayalam Extra"/>
+                <w:color w:val="000000"/>
+                <w:sz w:val="28"/>
+                <w:szCs w:val="32"/>
+              </w:rPr>
+              <w:t>–</w:t>
+            </w:r>
+            <w:r>
+              <w:rPr>
+                <w:rFonts w:ascii="BRH Malayalam Extra" w:hAnsi="BRH Malayalam Extra" w:cs="BRH Malayalam Extra"/>
+                <w:color w:val="000000"/>
+                <w:sz w:val="32"/>
+                <w:szCs w:val="32"/>
+              </w:rPr>
+              <w:t>t</w:t>
+            </w:r>
+            <w:r>
+              <w:rPr>
+                <w:rFonts w:ascii="BRH Malayalam Extra" w:hAnsi="BRH Malayalam Extra" w:cs="BRH Malayalam Extra"/>
+                <w:color w:val="000000"/>
+                <w:sz w:val="28"/>
+                <w:szCs w:val="32"/>
+              </w:rPr>
+              <w:t>–</w:t>
+            </w:r>
+            <w:r>
+              <w:rPr>
+                <w:rFonts w:ascii="BRH Malayalam Extra" w:hAnsi="BRH Malayalam Extra" w:cs="BRH Malayalam Extra"/>
+                <w:color w:val="000000"/>
+                <w:sz w:val="32"/>
+                <w:szCs w:val="32"/>
+              </w:rPr>
+              <w:t>ös</w:t>
+            </w:r>
+            <w:r>
+              <w:rPr>
+                <w:rFonts w:ascii="BRH Malayalam Extra" w:hAnsi="BRH Malayalam Extra" w:cs="BRH Malayalam Extra"/>
+                <w:color w:val="000000"/>
+                <w:sz w:val="28"/>
+                <w:szCs w:val="32"/>
+              </w:rPr>
+              <w:t>–</w:t>
+            </w:r>
+            <w:r>
+              <w:rPr>
+                <w:rFonts w:ascii="BRH Malayalam Extra" w:hAnsi="BRH Malayalam Extra" w:cs="BRH Malayalam Extra"/>
+                <w:color w:val="000000"/>
+                <w:sz w:val="32"/>
+                <w:szCs w:val="32"/>
+              </w:rPr>
+              <w:t>Z</w:t>
+            </w:r>
+            <w:r>
+              <w:rPr>
+                <w:rFonts w:ascii="BRH Malayalam Extra" w:hAnsi="BRH Malayalam Extra" w:cs="BRH Malayalam Extra"/>
+                <w:color w:val="000000"/>
+                <w:sz w:val="28"/>
+                <w:szCs w:val="32"/>
+              </w:rPr>
+              <w:t>–</w:t>
+            </w:r>
+            <w:r>
+              <w:rPr>
+                <w:rFonts w:ascii="BRH Malayalam Extra" w:hAnsi="BRH Malayalam Extra" w:cs="BRH Malayalam Extra"/>
+                <w:color w:val="000000"/>
+                <w:sz w:val="32"/>
+                <w:szCs w:val="32"/>
+              </w:rPr>
+              <w:t>izI |</w:t>
+            </w:r>
+          </w:p>
+          <w:p>
+            <w:pPr>
+              <w:widowControl w:val="0"/>
+              <w:autoSpaceDE w:val="0"/>
+              <w:autoSpaceDN w:val="0"/>
+              <w:adjustRightInd w:val="0"/>
+              <w:spacing w:before="0" w:line="240" w:lineRule="auto"/>
+              <w:rPr>
+                <w:rFonts w:ascii="BRH Malayalam Extra" w:hAnsi="BRH Malayalam Extra" w:cs="BRH Malayalam Extra"/>
+                <w:color w:val="000000"/>
+                <w:sz w:val="32"/>
+                <w:szCs w:val="32"/>
+              </w:rPr>
+            </w:pPr>
+            <w:r>
+              <w:rPr>
+                <w:rFonts w:ascii="BRH Malayalam Extra" w:hAnsi="BRH Malayalam Extra" w:cs="BRH Malayalam Extra"/>
+                <w:color w:val="000000"/>
+                <w:sz w:val="32"/>
+                <w:szCs w:val="32"/>
+              </w:rPr>
+              <w:t>G</w:t>
+            </w:r>
+            <w:r>
+              <w:rPr>
+                <w:rFonts w:ascii="BRH Malayalam Extra" w:hAnsi="BRH Malayalam Extra" w:cs="BRH Malayalam Extra"/>
+                <w:color w:val="000000"/>
+                <w:sz w:val="28"/>
+                <w:szCs w:val="32"/>
+              </w:rPr>
+              <w:t>–</w:t>
+            </w:r>
+            <w:proofErr w:type="gramStart"/>
+            <w:r>
+              <w:rPr>
+                <w:rFonts w:ascii="BRH Malayalam Extra" w:hAnsi="BRH Malayalam Extra" w:cs="BRH Malayalam Extra"/>
+                <w:color w:val="000000"/>
+                <w:sz w:val="32"/>
+                <w:szCs w:val="32"/>
+              </w:rPr>
+              <w:t>Zz(</w:t>
+            </w:r>
+            <w:proofErr w:type="gramEnd"/>
+            <w:r>
+              <w:rPr>
+                <w:rFonts w:cs="BRH Malayalam Extra"/>
+                <w:color w:val="000000"/>
+                <w:szCs w:val="32"/>
+              </w:rPr>
+              <w:t>3</w:t>
+            </w:r>
+            <w:r>
+              <w:rPr>
+                <w:rFonts w:ascii="BRH Malayalam Extra" w:hAnsi="BRH Malayalam Extra" w:cs="BRH Malayalam Extra"/>
+                <w:color w:val="000000"/>
+                <w:sz w:val="32"/>
+                <w:szCs w:val="32"/>
+              </w:rPr>
+              <w:t>) s—tösZ</w:t>
+            </w:r>
+            <w:r>
+              <w:rPr>
+                <w:rFonts w:ascii="BRH Malayalam Extra" w:hAnsi="BRH Malayalam Extra" w:cs="BRH Malayalam Extra"/>
+                <w:color w:val="000000"/>
+                <w:sz w:val="28"/>
+                <w:szCs w:val="32"/>
+              </w:rPr>
+              <w:t>–</w:t>
+            </w:r>
+            <w:r>
+              <w:rPr>
+                <w:rFonts w:ascii="BRH Malayalam Extra" w:hAnsi="BRH Malayalam Extra" w:cs="BRH Malayalam Extra"/>
+                <w:color w:val="000000"/>
+                <w:sz w:val="32"/>
+                <w:szCs w:val="32"/>
+              </w:rPr>
+              <w:t>iz</w:t>
+            </w:r>
+            <w:r>
+              <w:rPr>
+                <w:rFonts w:ascii="BRH Devanagari Extra" w:hAnsi="BRH Devanagari Extra" w:cs="BRH Malayalam Extra"/>
+                <w:color w:val="000000"/>
+                <w:sz w:val="28"/>
+                <w:szCs w:val="32"/>
+              </w:rPr>
+              <w:t>óè</w:t>
+            </w:r>
+            <w:r>
+              <w:rPr>
+                <w:rFonts w:ascii="BRH Malayalam Extra" w:hAnsi="BRH Malayalam Extra" w:cs="BRH Malayalam Extra"/>
+                <w:color w:val="000000"/>
+                <w:sz w:val="32"/>
+                <w:szCs w:val="32"/>
+              </w:rPr>
+              <w:t xml:space="preserve"> s—tösZ</w:t>
+            </w:r>
+            <w:r>
+              <w:rPr>
+                <w:rFonts w:ascii="BRH Malayalam Extra" w:hAnsi="BRH Malayalam Extra" w:cs="BRH Malayalam Extra"/>
+                <w:color w:val="000000"/>
+                <w:sz w:val="28"/>
+                <w:szCs w:val="32"/>
+              </w:rPr>
+              <w:t>–</w:t>
+            </w:r>
+            <w:r>
+              <w:rPr>
+                <w:rFonts w:ascii="BRH Malayalam Extra" w:hAnsi="BRH Malayalam Extra" w:cs="BRH Malayalam Extra"/>
+                <w:color w:val="000000"/>
+                <w:sz w:val="32"/>
+                <w:szCs w:val="32"/>
+              </w:rPr>
+              <w:t>iz ¥i</w:t>
+            </w:r>
+            <w:r>
+              <w:rPr>
+                <w:rFonts w:ascii="BRH Malayalam Extra" w:hAnsi="BRH Malayalam Extra" w:cs="BRH Malayalam Extra"/>
+                <w:color w:val="000000"/>
+                <w:sz w:val="28"/>
+                <w:szCs w:val="32"/>
+              </w:rPr>
+              <w:t>–</w:t>
+            </w:r>
+            <w:proofErr w:type="gramStart"/>
+            <w:r>
+              <w:rPr>
+                <w:rFonts w:ascii="BRH Malayalam Extra" w:hAnsi="BRH Malayalam Extra" w:cs="BRH Malayalam Extra"/>
+                <w:color w:val="000000"/>
+                <w:sz w:val="32"/>
+                <w:szCs w:val="32"/>
+              </w:rPr>
+              <w:t>Zz(</w:t>
+            </w:r>
+            <w:proofErr w:type="gramEnd"/>
+            <w:r>
+              <w:rPr>
+                <w:rFonts w:cs="BRH Malayalam Extra"/>
+                <w:color w:val="000000"/>
+                <w:szCs w:val="32"/>
+              </w:rPr>
+              <w:t>3</w:t>
+            </w:r>
+            <w:r>
+              <w:rPr>
+                <w:rFonts w:ascii="BRH Malayalam Extra" w:hAnsi="BRH Malayalam Extra" w:cs="BRH Malayalam Extra"/>
+                <w:color w:val="000000"/>
+                <w:sz w:val="32"/>
+                <w:szCs w:val="32"/>
+              </w:rPr>
+              <w:t xml:space="preserve">) </w:t>
+            </w:r>
+          </w:p>
+          <w:p>
+            <w:pPr>
+              <w:widowControl w:val="0"/>
+              <w:autoSpaceDE w:val="0"/>
+              <w:autoSpaceDN w:val="0"/>
+              <w:adjustRightInd w:val="0"/>
+              <w:spacing w:before="0" w:line="240" w:lineRule="auto"/>
+              <w:rPr>
+                <w:rFonts w:ascii="BRH Malayalam Extra" w:hAnsi="BRH Malayalam Extra" w:cs="BRH Malayalam Extra"/>
+                <w:color w:val="000000"/>
+                <w:sz w:val="32"/>
+                <w:szCs w:val="32"/>
+              </w:rPr>
+            </w:pPr>
+            <w:r>
+              <w:rPr>
+                <w:rFonts w:ascii="BRH Malayalam Extra" w:hAnsi="BRH Malayalam Extra" w:cs="BRH Malayalam Extra"/>
+                <w:color w:val="000000"/>
+                <w:sz w:val="32"/>
+                <w:szCs w:val="32"/>
+                <w:highlight w:val="green"/>
+              </w:rPr>
+              <w:t>G</w:t>
+            </w:r>
+            <w:r>
+              <w:rPr>
+                <w:rFonts w:ascii="BRH Malayalam Extra" w:hAnsi="BRH Malayalam Extra" w:cs="BRH Malayalam Extra"/>
+                <w:color w:val="000000"/>
+                <w:sz w:val="28"/>
+                <w:szCs w:val="32"/>
+              </w:rPr>
+              <w:t>–</w:t>
+            </w:r>
+            <w:proofErr w:type="gramStart"/>
+            <w:r>
+              <w:rPr>
+                <w:rFonts w:ascii="BRH Malayalam Extra" w:hAnsi="BRH Malayalam Extra" w:cs="BRH Malayalam Extra"/>
+                <w:color w:val="000000"/>
+                <w:sz w:val="32"/>
+                <w:szCs w:val="32"/>
+              </w:rPr>
+              <w:t>Zz(</w:t>
+            </w:r>
+            <w:proofErr w:type="gramEnd"/>
+            <w:r>
+              <w:rPr>
+                <w:rFonts w:cs="BRH Malayalam Extra"/>
+                <w:color w:val="000000"/>
+                <w:szCs w:val="32"/>
+              </w:rPr>
+              <w:t>3</w:t>
+            </w:r>
+            <w:r>
+              <w:rPr>
+                <w:rFonts w:ascii="BRH Malayalam Extra" w:hAnsi="BRH Malayalam Extra" w:cs="BRH Malayalam Extra"/>
+                <w:color w:val="000000"/>
+                <w:sz w:val="32"/>
+                <w:szCs w:val="32"/>
+              </w:rPr>
+              <w:t>) s—tösZ</w:t>
+            </w:r>
+            <w:r>
+              <w:rPr>
+                <w:rFonts w:ascii="BRH Malayalam Extra" w:hAnsi="BRH Malayalam Extra" w:cs="BRH Malayalam Extra"/>
+                <w:color w:val="000000"/>
+                <w:sz w:val="28"/>
+                <w:szCs w:val="32"/>
+              </w:rPr>
+              <w:t>–</w:t>
+            </w:r>
+            <w:r>
+              <w:rPr>
+                <w:rFonts w:ascii="BRH Malayalam Extra" w:hAnsi="BRH Malayalam Extra" w:cs="BRH Malayalam Extra"/>
+                <w:color w:val="000000"/>
+                <w:sz w:val="32"/>
+                <w:szCs w:val="32"/>
+              </w:rPr>
+              <w:t>izI |</w:t>
+            </w:r>
+          </w:p>
+        </w:tc>
+      </w:tr>
+      <w:tr>
+        <w:trPr>
           <w:trHeight w:val="1496"/>
         </w:trPr>
         <w:tc>
@@ -1593,6 +2596,84 @@
           <w:u w:val="single"/>
         </w:rPr>
       </w:pPr>
+    </w:p>
+    <w:p>
+      <w:pPr>
+        <w:spacing w:before="0" w:line="240" w:lineRule="auto"/>
+        <w:jc w:val="center"/>
+        <w:rPr>
+          <w:b/>
+          <w:bCs/>
+          <w:sz w:val="32"/>
+          <w:szCs w:val="32"/>
+          <w:u w:val="single"/>
+        </w:rPr>
+      </w:pPr>
+    </w:p>
+    <w:p>
+      <w:pPr>
+        <w:spacing w:before="0" w:line="240" w:lineRule="auto"/>
+        <w:jc w:val="center"/>
+        <w:rPr>
+          <w:b/>
+          <w:bCs/>
+          <w:sz w:val="32"/>
+          <w:szCs w:val="32"/>
+          <w:u w:val="single"/>
+        </w:rPr>
+      </w:pPr>
+    </w:p>
+    <w:p>
+      <w:pPr>
+        <w:spacing w:before="0" w:line="240" w:lineRule="auto"/>
+        <w:jc w:val="center"/>
+        <w:rPr>
+          <w:b/>
+          <w:bCs/>
+          <w:sz w:val="32"/>
+          <w:szCs w:val="32"/>
+          <w:u w:val="single"/>
+        </w:rPr>
+      </w:pPr>
+    </w:p>
+    <w:p>
+      <w:pPr>
+        <w:spacing w:before="0" w:line="240" w:lineRule="auto"/>
+        <w:jc w:val="center"/>
+        <w:rPr>
+          <w:b/>
+          <w:bCs/>
+          <w:sz w:val="32"/>
+          <w:szCs w:val="32"/>
+          <w:u w:val="single"/>
+        </w:rPr>
+      </w:pPr>
+    </w:p>
+    <w:p>
+      <w:pPr>
+        <w:spacing w:before="0" w:line="240" w:lineRule="auto"/>
+        <w:jc w:val="center"/>
+        <w:rPr>
+          <w:b/>
+          <w:bCs/>
+          <w:sz w:val="32"/>
+          <w:szCs w:val="32"/>
+          <w:u w:val="single"/>
+        </w:rPr>
+      </w:pPr>
+    </w:p>
+    <w:p>
+      <w:pPr>
+        <w:spacing w:before="0" w:line="240" w:lineRule="auto"/>
+        <w:jc w:val="center"/>
+        <w:rPr>
+          <w:b/>
+          <w:bCs/>
+          <w:sz w:val="32"/>
+          <w:szCs w:val="32"/>
+          <w:u w:val="single"/>
+        </w:rPr>
+      </w:pPr>
       <w:r>
         <w:rPr>
           <w:b/>
@@ -1601,6 +2682,7 @@
           <w:szCs w:val="32"/>
           <w:u w:val="single"/>
         </w:rPr>
+        <w:lastRenderedPageBreak/>
         <w:t xml:space="preserve">TS </w:t>
       </w:r>
       <w:r>
